--- a/paper/build/submission/Cover_Letter.docx
+++ b/paper/build/submission/Cover_Letter.docx
@@ -64,7 +64,7 @@
         <w:pStyle w:val="BodyText"/>
       </w:pPr>
       <w:r>
-        <w:t xml:space="preserve">Every number in the manuscript is emitted by executed code into machine-readable files and resolved into the text at build time; the test suite fails if the two disagree, so no value can be typed into the prose. The software is public now, not upon acceptance: denoiq-core at github.com/Institute-of-One/denoiq-core, archived as version 0.2.0 (doi:10.5281/zenodo.23095236), and ldct-io at github.com/Institute-of-One/ldct-io, archived as version 0.2.0 (doi:10.5281/zenodo.23095235). The imaging data are the public LDCT-and-Projection-data collection of The Cancer Imaging Archive (CC BY 4.0, doi:10.7937/9npb-2637); no imaging data are redistributed by either repository.</w:t>
+        <w:t xml:space="preserve">Every number in the manuscript is emitted by executed code into machine-readable files and resolved into the text at build time; the test suite fails if the two disagree, so no value can be typed into the prose. The software is public now, not upon acceptance: denoiq-core at github.com/Institute-of-One/denoiq-core, archived as version 0.2.1 (doi:10.5281/zenodo.23620026), and ldct-io at github.com/Institute-of-One/ldct-io, archived as version 0.2.1 (doi:10.5281/zenodo.23620031). The imaging data are the public LDCT-and-Projection-data collection of The Cancer Imaging Archive (CC BY 4.0, doi:10.7937/9npb-2637); no imaging data are redistributed by either repository.</w:t>
       </w:r>
     </w:p>
     <w:p>
